--- a/reports/phase2/phase2_threshold_transfer_report.docx
+++ b/reports/phase2/phase2_threshold_transfer_report.docx
@@ -59,6 +59,14 @@
       </w:pPr>
       <w:r>
         <w:t>A warning score becomes an inspection decision through a threshold that trades missed hazardous shifts against false alerts. A cutoff selected under historical costs and capacity may trigger a different workload on later records. This study asks whether such rules reduce loss relative to no alarms, how their inspection demand transfers, and how model refitting changes decisions at the same cutoff. An alert identifies a candidate shift for inspection; the labels do not measure inspection effectiveness or avoided accidents.</w:t>
+      </w:r>
+    </w:p>
+    <w:p>
+      <w:pPr>
+        <w:jc w:val="both"/>
+      </w:pPr>
+      <w:r>
+        <w:t>Cost-sensitive classification supplies the established decision objective [5]; an inspection budget restricts the available alert sets. This study contributes a joint empirical account of transferred loss, workload and model-update effects. Historical audits explain why a rule selects no alarms, and matched fixed/refitted comparisons show what changes when the same numerical cutoff is retained. The contribution is the mining case analysis and its reproducible evidence, rather than a new optimization algorithm.</w:t>
       </w:r>
     </w:p>
     <w:p>
@@ -10891,7 +10899,7 @@
         <w:jc w:val="both"/>
       </w:pPr>
       <w:r>
-        <w:t>Reference-to-test hazardous-shift prevalence changes were phase 1: 20.39% → 6.98%; phase 2: 0.48% → 1.94%; phase 3: 2.26% → 4.65%; phase 4: 4.84% → 3.49%. Phase 2 reference choices rest on 1 hazardous outcome among 207 records. This sparse reference and the prevalence differences provide plausible context for transfer behavior. Class-conditional score distributions may also change; the design does not identify prevalence shift as its sole cause. Section 9 assumes prevalence-only change without identifying it causally.</w:t>
+        <w:t>Reference-to-test hazardous-shift prevalence changes were phase 1: 20.39% → 6.98%; phase 2: 0.48% → 1.94%; phase 3: 2.26% → 4.65%; phase 4: 4.84% → 3.49%. Phase 2 reference choices rest on 1 hazardous outcome among 207 records. This sparse reference and the prevalence differences provide plausible context for transfer behavior. Class-conditional score distributions may also change; the design does not identify prevalence shift as its sole cause. Section 9 uses the label-shift assumption [6] to vary prevalence while freezing class-conditional rates; it does not estimate or correct the actual shift.</w:t>
       </w:r>
     </w:p>
     <w:p>
@@ -10899,7 +10907,7 @@
         <w:jc w:val="both"/>
       </w:pPr>
       <w:r>
-        <w:t>Decision value depends on the comparator as well as the assumed cost. At r=10, C can reduce loss relative to A while its pooled false-alert cost balances or exceeds its detection benefit relative to no alarms. Its 40 historical no-alarm choices comprise 28 unconstrained cost optima and 12 capacity-induced changes, despite positive reference outcomes. Lower capacity excess must also be read alongside detection: the matched C−A comparisons show the accompanying changes in TP, FN and loss. Refitting changes finite-cutoff decisions; the unchanged no-alarm rules reflect their definition and provide no evidence about finite-threshold transfer.</w:t>
+        <w:t>At r=10, C can reduce loss relative to A without improving pooled loss relative to no alarms. Its 40 historical no-alarm choices comprise 28 unconstrained cost optima and 12 capacity-induced changes, despite positive reference outcomes. Matched C−A results connect reduced capacity excess with changes in TP, FN and loss. Refitting changes finite-cutoff decisions; invariant no-alarm rules do not establish finite-threshold stability.</w:t>
       </w:r>
     </w:p>
     <w:p>
@@ -10907,7 +10915,7 @@
         <w:jc w:val="both"/>
       </w:pPr>
       <w:r>
-        <w:t>Historical selection supplies a rule's rationale; later detections, misses and false alerts determine its transferred value. Joint evaluation reveals capacity excess and refitting differences alongside loss. Costs are hypothetical, and capacity counts shifts requiring inspection. Frozen scenarios hold class-conditional rates fixed. Operational validation requires dated monitoring and inspection outcomes.</w:t>
+        <w:t>Joint evaluation links historical selection rationale to later loss, detection and workload. Costs and inspection capacity are hypothetical. Earlier mining studies tested cross-longwall transfer [7]; structured validation distinguishes interpolation from extrapolation [8]. Our row-block comparison addresses transfer without working-face identifiers. The next evidence should cover complete fitting/selection uncertainty and a preregistered rule on an independent, timestamped working face with recorded inspection outcomes.</w:t>
       </w:r>
     </w:p>
     <w:p>
@@ -17844,6 +17852,38 @@
       </w:pPr>
       <w:r>
         <w:t>[4] Künsch HR. The Jackknife and the Bootstrap for General Stationary Observations. The Annals of Statistics; 1989;17(3):1217–1241. doi:10.1214/aos/1176347265.</w:t>
+      </w:r>
+    </w:p>
+    <w:p>
+      <w:pPr>
+        <w:jc w:val="both"/>
+      </w:pPr>
+      <w:r>
+        <w:t>[5] Elkan C. The Foundations of Cost-Sensitive Learning. IJCAI; 2001:973–978. Author manuscript: https://cseweb.ucsd.edu/~elkan/rescale.pdf.</w:t>
+      </w:r>
+    </w:p>
+    <w:p>
+      <w:pPr>
+        <w:jc w:val="both"/>
+      </w:pPr>
+      <w:r>
+        <w:t>[6] Lipton ZC, Wang YX, Smola AJ. Detecting and Correcting for Label Shift with Black Box Predictors. ICML; PMLR 80; 2018:3122–3130. https://proceedings.mlr.press/v80/lipton18a.html.</w:t>
+      </w:r>
+    </w:p>
+    <w:p>
+      <w:pPr>
+        <w:jc w:val="both"/>
+      </w:pPr>
+      <w:r>
+        <w:t>[7] Sikora M, Wrobel L. Application of rule induction algorithms for analysis of data collected by seismic hazard monitoring systems in coal mines. Archives of Mining Sciences; 2010;55(1):91–114. Author-linked full text: https://www.researchgate.net/publication/281395657.</w:t>
+      </w:r>
+    </w:p>
+    <w:p>
+      <w:pPr>
+        <w:jc w:val="both"/>
+      </w:pPr>
+      <w:r>
+        <w:t>[8] Roberts DR et al. Cross-validation strategies for data with temporal, spatial, hierarchical, or phylogenetic structure. Ecography; 2017;40:913–929. doi:10.1111/ecog.02881.</w:t>
       </w:r>
     </w:p>
     <w:sectPr>

--- a/reports/phase2/phase2_threshold_transfer_report.docx
+++ b/reports/phase2/phase2_threshold_transfer_report.docx
@@ -34,7 +34,7 @@
         <w:jc w:val="both"/>
       </w:pPr>
       <w:r>
-        <w:t>Historical capacity feasibility does not ensure that a seismic warning rule retains its workload or decision value on later records. This study separates model fitting, policy selection and testing to evaluate budget-only, cost-only and cost-plus-capacity rules on the UCI Seismic Bumps data. Four subsequent record blocks provide 2,063 test records. XGBoost is the prespecified main model; logistic regression and bagged CART provide robustness checks. At missed-event cost r=10, pooled cost-plus-capacity loss exceeded or equaled the no-alarm reference by 0.00 to 0.82 units per 100 shifts. Despite all reference areas containing positive outcomes, its 40 no-alarm selections comprise 28 unconstrained cost optima and 12 capacity-induced changes. The budget rule exceeded later capacity in 13 of 16 phase–budget settings; cost-plus-capacity exceeded it in 2 of 64 phase–budget–cost settings. Matched-setting comparisons connect reduced capacity excess to changes in detections, missed events and loss. Refitting changes finite-cutoff decisions, while no-alarm rules remain invariant by construction. Paired block intervals and frozen-rule prevalence scenarios characterize decision value and workload under hypothetical costs. Recorded row order is a temporal proxy; the study is retrospective.</w:t>
+        <w:t>Historical capacity feasibility does not ensure that a seismic warning rule retains its workload or decision value on later records. This study separates model fitting, policy selection and testing to evaluate budget-only, cost-only and cost-plus-capacity rules on the UCI Seismic Bumps data. Four subsequent record blocks provide 2,063 test records. XGBoost is the prespecified main model; logistic regression and bagged CART provide robustness checks. At relative missed-shift cost r=10, pooled cost-plus-capacity loss equaled or exceeded the no-alarm reference by 0.00 to 0.82 units per 100 shifts. Despite all reference areas containing positive outcomes, its 40 no-alarm selections comprise 28 unconstrained cost optima and 12 capacity-induced changes. The budget rule exceeded later capacity in 13 of 16 phase–budget settings; cost-plus-capacity exceeded it in 2 of 64 phase–budget–cost settings. These dependent settings use different denominators. Matched-setting comparisons connect reduced capacity excess to changes in detections, missed events and loss. Refitting changes finite-cutoff decisions, while no-alarm rules remain invariant by construction. Paired block intervals and frozen-rule prevalence scenarios characterize decision value and workload under hypothetical costs. Recorded row order is a temporal proxy; the study is retrospective.</w:t>
       </w:r>
     </w:p>
     <w:p>
@@ -66,7 +66,7 @@
         <w:jc w:val="both"/>
       </w:pPr>
       <w:r>
-        <w:t>Cost-sensitive classification supplies the established decision objective [5]; an inspection budget restricts the available alert sets. This study contributes a joint empirical account of transferred loss, workload and model-update effects. Historical audits explain why a rule selects no alarms, and matched fixed/refitted comparisons show what changes when the same numerical cutoff is retained. The contribution is the mining case analysis and its reproducible evidence, rather than a new optimization algorithm.</w:t>
+        <w:t>Cost-sensitive classification supplies the decision objective [5]; an inspection budget restricts the available alert sets. We jointly evaluate transferred loss, workload and model-update differences. Historical audits identify why a rule selects no alarms, and matched fixed/refitted comparisons quantify changes at the same numerical cutoff. Together, these analyses connect a historical selection rationale to its later decision consequences in this mining case.</w:t>
       </w:r>
     </w:p>
     <w:p>
@@ -1207,7 +1207,7 @@
         <w:jc w:val="both"/>
       </w:pPr>
       <w:r>
-        <w:t>Budgets are 1%, 5%, 10% and 20%; relative missed-event costs r are 5, 10, 20 and 50, with false-alarm cost 1. A is selected once per budget, B once per cost, and C once per combination. Alerts satisfy s ≥ τ. Tied scores move together. The cutoff is the minimum included reference score, except +∞ for no alarms and −∞ for all alarms. Equal-loss B/C decisions select fewer alerts. Zero capacity slots force A/C to +∞; without reference positives B/C select no alarms, while A remains budget-only.</w:t>
+        <w:t>Budgets are 1%, 5%, 10% and 20%; relative penalties r for missing a hazardous shift are 5, 10, 20 and 50, with false-alarm cost 1. A is selected once per budget, B once per cost, and C once per combination. Alerts satisfy s ≥ τ. Tied scores move together. The cutoff is the minimum included reference score, except +∞ for no alarms and −∞ for all alarms. Equal-loss B/C decisions select fewer alerts. Zero capacity slots force A/C to +∞; without reference positives B/C select no alarms, while A remains budget-only.</w:t>
       </w:r>
     </w:p>
     <w:p>
@@ -3140,7 +3140,7 @@
         <w:jc w:val="both"/>
       </w:pPr>
       <w:r>
-        <w:t>This comparison separates relative advantage over another warning rule from value over no alarms. A capacity constraint can reduce inspection demand and improve loss relative to A while still producing positive ΔLnone,100. The complete decision-value files retain all costs, models, workflows and the descriptive holdout; r=10 is the common display scale used throughout the report.</w:t>
+        <w:t>A lower loss than another warning rule does not establish value over no alarms. C can reduce workload and loss relative to A while retaining positive ΔLnone,100. No alarms incur the cost of every missed hazardous shift and detect none; their role here is a loss reference, not an operational recommendation. Complete files retain all costs, models, workflows and the descriptive holdout; r=10 is the common display scale.</w:t>
       </w:r>
     </w:p>
     <w:p>
@@ -10907,7 +10907,7 @@
         <w:jc w:val="both"/>
       </w:pPr>
       <w:r>
-        <w:t>At r=10, C can reduce loss relative to A without improving pooled loss relative to no alarms. Its 40 historical no-alarm choices comprise 28 unconstrained cost optima and 12 capacity-induced changes, despite positive reference outcomes. Matched C−A results connect reduced capacity excess with changes in TP, FN and loss. Refitting changes finite-cutoff decisions; invariant no-alarm rules do not establish finite-threshold stability.</w:t>
+        <w:t>The decision-value comparison explains why lower workload alone is insufficient. At r=10, C can reduce loss relative to A without improving pooled loss relative to no alarms. Its 40 historical no-alarm choices comprise 28 cost optima and 12 capacity-induced changes despite positive reference outcomes. Matched C−A results quantify the accompanying detections, misses and loss. Refitting changes finite-cutoff decisions; invariant no-alarm rules do not establish finite-threshold stability.</w:t>
       </w:r>
     </w:p>
     <w:p>
@@ -10915,7 +10915,7 @@
         <w:jc w:val="both"/>
       </w:pPr>
       <w:r>
-        <w:t>Joint evaluation links historical selection rationale to later loss, detection and workload. Costs and inspection capacity are hypothetical. Earlier mining studies tested cross-longwall transfer [7]; structured validation distinguishes interpolation from extrapolation [8]. Our row-block comparison addresses transfer without working-face identifiers. The next evidence should cover complete fitting/selection uncertainty and a preregistered rule on an independent, timestamped working face with recorded inspection outcomes.</w:t>
+        <w:t>Historical selection, later capacity and model updating therefore require separate evidence. Earlier mining studies tested cross-longwall transfer [7]; structured validation distinguishes interpolation from extrapolation [8]. Here, transferred thresholds are evaluated across record blocks, not identified working faces. Costs and inspection capacity remain hypothetical. Further evidence should cover complete fitting/selection uncertainty and a preregistered rule on an independent, timestamped working face with recorded inspection outcomes.</w:t>
       </w:r>
     </w:p>
     <w:p>
@@ -17779,7 +17779,7 @@
         <w:jc w:val="both"/>
       </w:pPr>
       <w:r>
-        <w:t>Each cell pairs relative loss per 100 shifts (first line) with expected alert percentage (second line) for the same historical budget and scenario. Negative loss differences favor the policy over no alarms under r=10. All sixteen entries use frozen class-conditional error rates and historical rules; no scenario selects a new threshold. The complete electronic file retains every model, cost, workflow and phase.</w:t>
+        <w:t>Each cell pairs relative loss per 100 shifts with expected alert percentage for one budget and scenario. Negative differences favor C over no alarms at r=10. All sixteen entries freeze historical rules and class-conditional rates; full files retain every model, cost, workflow and phase.</w:t>
       </w:r>
     </w:p>
     <w:p>
@@ -17795,7 +17795,7 @@
         <w:jc w:val="both"/>
       </w:pPr>
       <w:r>
-        <w:t>The protocol was locked on 2 October 2026 at 19:20:26 UTC; its hash starts 85a1a16b30a5b9ac. Independent reproduction replayed all 15 model pairs and paired resampling. The results/phase2 appendix retains predictions, references, candidates, audits, evaluations, comparisons, bootstrap arrays and row manifests. Infinite thresholds are sentinels; empty cells denote undefined quantities.</w:t>
+        <w:t>The protocol was locked on 2 October 2026 at 19:20:26 UTC; its hash starts 85a1a16b30a5b9ac. Independent reproduction replayed 15 model pairs and paired resampling. The results/phase2 directory retains row evidence, threshold candidates, audits, evaluations, contrasts and bootstrap arrays. Infinite thresholds are sentinels; empty cells denote undefined quantities.</w:t>
       </w:r>
     </w:p>
     <w:p>
@@ -17803,15 +17803,7 @@
         <w:jc w:val="both"/>
       </w:pPr>
       <w:r>
-        <w:t>Frozen-rule descriptive outputs include decision_value files for no-alarm references, threshold_explanations and threshold_audit_enriched for causes and margins, refit_transfer and capacity_tradeoffs for complete contrasts, and prevalence_decision_value for scenario loss and workload. Separate manifests and checks establish provenance.</w:t>
-      </w:r>
-    </w:p>
-    <w:p>
-      <w:pPr>
-        <w:jc w:val="both"/>
-      </w:pPr>
-      <w:r>
-        <w:t>Code, commands and complete evidence: https://github.com/junjie-yang11/seismic-bump-forecasting. Tables and figures are generated from verified result files.</w:t>
+        <w:t>Manifests and checks establish provenance for generated tables and figures. Code, commands and complete evidence: https://github.com/junjie-yang11/seismic-bump-forecasting. Reference metadata were cross-checked with the citation-management tools in Scientific Agent Skills [9].</w:t>
       </w:r>
     </w:p>
     <w:p>
@@ -17884,6 +17876,14 @@
       </w:pPr>
       <w:r>
         <w:t>[8] Roberts DR et al. Cross-validation strategies for data with temporal, spatial, hierarchical, or phylogenetic structure. Ecography; 2017;40:913–929. doi:10.1111/ecog.02881.</w:t>
+      </w:r>
+    </w:p>
+    <w:p>
+      <w:pPr>
+        <w:jc w:val="both"/>
+      </w:pPr>
+      <w:r>
+        <w:t>[9] Kassis T, Agarwal V, He Y, Patel D, Brueckner AM. Scientific Agent Skills: A Library of Procedural Knowledge for Research Agents. arXiv; 2026. doi:10.48550/arXiv.2609.00065. https://arxiv.org/abs/2609.00065.</w:t>
       </w:r>
     </w:p>
     <w:sectPr>

--- a/reports/phase2/phase2_threshold_transfer_report.docx
+++ b/reports/phase2/phase2_threshold_transfer_report.docx
@@ -66,7 +66,7 @@
         <w:jc w:val="both"/>
       </w:pPr>
       <w:r>
-        <w:t>Cost-sensitive classification supplies the decision objective [5]; an inspection budget restricts the available alert sets. We jointly evaluate transferred loss, workload and model-update differences. Historical audits identify why a rule selects no alarms, and matched fixed/refitted comparisons quantify changes at the same numerical cutoff. Together, these analyses connect a historical selection rationale to its later decision consequences in this mining case.</w:t>
+        <w:t>Mining cold-start research addresses limited local history at new sites [10]; microseismic reviews distinguish waveform detection and location from forecasting [11]. Here, cost-sensitive loss [5] and inspection budgets connect shift forecasts to decisions. We jointly evaluate transferred loss, workload and refitting, with historical audits explaining no-alarm choices. This links the selection rationale to later outcomes on the same test records.</w:t>
       </w:r>
     </w:p>
     <w:p>
@@ -10915,7 +10915,7 @@
         <w:jc w:val="both"/>
       </w:pPr>
       <w:r>
-        <w:t>Historical selection, later capacity and model updating therefore require separate evidence. Earlier mining studies tested cross-longwall transfer [7]; structured validation distinguishes interpolation from extrapolation [8]. Here, transferred thresholds are evaluated across record blocks, not identified working faces. Costs and inspection capacity remain hypothetical. Further evidence should cover complete fitting/selection uncertainty and a preregistered rule on an independent, timestamped working face with recorded inspection outcomes.</w:t>
+        <w:t>Historical selection, later capacity and model updating require separate evidence. Cross-longwall transfer [7] and new-site cold start [10] concern identified locations; our cutoff comparisons concern later record blocks. Structured validation distinguishes interpolation from extrapolation [8]. Costs and capacity remain hypothetical. Further evidence should cover complete fitting/selection uncertainty and a preregistered rule on an independent, timestamped working face with recorded inspection outcomes.</w:t>
       </w:r>
     </w:p>
     <w:p>
@@ -17808,7 +17808,16 @@
     </w:p>
     <w:p>
       <w:pPr>
+        <w:jc w:val="both"/>
+      </w:pPr>
+      <w:r>
+        <w:t>The author directed scope, protocol refinement and review priorities. ChatGPT and Codex substantially assisted implementation, execution, verification and writing. CONTRIBUTIONS.md in the repository separates author review from computational checks and links project decisions to evidence.</w:t>
+      </w:r>
+    </w:p>
+    <w:p>
+      <w:pPr>
         <w:pStyle w:val="Heading1"/>
+        <w:pageBreakBefore/>
       </w:pPr>
       <w:r>
         <w:t>References</w:t>
@@ -17884,6 +17893,22 @@
       </w:pPr>
       <w:r>
         <w:t>[9] Kassis T, Agarwal V, He Y, Patel D, Brueckner AM. Scientific Agent Skills: A Library of Procedural Knowledge for Research Agents. arXiv; 2026. doi:10.48550/arXiv.2609.00065. https://arxiv.org/abs/2609.00065.</w:t>
+      </w:r>
+    </w:p>
+    <w:p>
+      <w:pPr>
+        <w:jc w:val="both"/>
+      </w:pPr>
+      <w:r>
+        <w:t>[10] Janusz A, Grzegorowski M, Michalak M, Wrobel L, Sikora M, Slezak D. Predicting seismic events in coal mines based on underground sensor measurements. Engineering Applications of Artificial Intelligence; 2017;64:83–94. doi:10.1016/j.engappai.2017.06.002.</w:t>
+      </w:r>
+    </w:p>
+    <w:p>
+      <w:pPr>
+        <w:jc w:val="both"/>
+      </w:pPr>
+      <w:r>
+        <w:t>[11] Anikiev D, Birnie C, Waheed Ub, Alkhalifah T, Gu C, Verschuur DJ, Eisner L. Machine learning in microseismic monitoring. Earth-Science Reviews; 2023;239:104371. doi:10.1016/j.earscirev.2023.104371.</w:t>
       </w:r>
     </w:p>
     <w:sectPr>

--- a/reports/phase2/phase2_threshold_transfer_report.docx
+++ b/reports/phase2/phase2_threshold_transfer_report.docx
@@ -1224,6 +1224,362 @@
       </w:pPr>
       <w:r>
         <w:t>Primary loss is L100 = 100(r FN + FP)/N. Counts, recall, precision, alert rate and excess max(0, Alerts − floor(B N)) accompany it. Costs are hypothetical relative weights, not monetary estimates. Pooled slots and excess sum phase-specific quantities without offsetting excess in one phase against spare capacity in another.</w:t>
+      </w:r>
+    </w:p>
+    <w:p>
+      <w:pPr>
+        <w:pStyle w:val="Heading1"/>
+        <w:pageBreakBefore/>
+      </w:pPr>
+      <w:r>
+        <w:t>2.1 Decision assumptions and evaluation scope</w:t>
+      </w:r>
+    </w:p>
+    <w:p>
+      <w:pPr>
+        <w:pStyle w:val="Caption"/>
+      </w:pPr>
+      <w:r>
+        <w:t>Table 2a. Decision assumptions and evaluation scope</w:t>
+      </w:r>
+    </w:p>
+    <w:tbl>
+      <w:tblPr>
+        <w:tblW w:type="auto" w:w="0"/>
+        <w:tblLayout w:type="fixed"/>
+        <w:tblLook w:firstColumn="1" w:firstRow="1" w:lastColumn="0" w:lastRow="0" w:noHBand="0" w:noVBand="1" w:val="04A0"/>
+        <w:tblBorders>
+          <w:top w:val="single" w:sz="4" w:color="AAAAAA"/>
+          <w:bottom w:val="single" w:sz="4" w:color="AAAAAA"/>
+          <w:insideH w:val="single" w:sz="4" w:color="AAAAAA"/>
+        </w:tblBorders>
+      </w:tblPr>
+      <w:tblGrid>
+        <w:gridCol w:w="2088"/>
+        <w:gridCol w:w="7171"/>
+      </w:tblGrid>
+      <w:tr>
+        <w:trPr>
+          <w:tblHeader/>
+          <w:cantSplit/>
+        </w:trPr>
+        <w:tc>
+          <w:tcPr>
+            <w:tcW w:type="dxa" w:w="2088"/>
+            <w:shd w:fill="EEEEEE"/>
+          </w:tcPr>
+          <w:p>
+            <w:pPr>
+              <w:spacing w:after="60" w:before="60" w:line="240" w:lineRule="auto"/>
+            </w:pPr>
+            <w:r>
+              <w:rPr>
+                <w:b/>
+                <w:sz w:val="18"/>
+              </w:rPr>
+              <w:t>Item</w:t>
+            </w:r>
+          </w:p>
+        </w:tc>
+        <w:tc>
+          <w:tcPr>
+            <w:tcW w:type="dxa" w:w="7171"/>
+            <w:shd w:fill="EEEEEE"/>
+          </w:tcPr>
+          <w:p>
+            <w:pPr>
+              <w:spacing w:after="60" w:before="60" w:line="240" w:lineRule="auto"/>
+            </w:pPr>
+            <w:r>
+              <w:rPr>
+                <w:b/>
+                <w:sz w:val="18"/>
+              </w:rPr>
+              <w:t>Definition and evaluation scope</w:t>
+            </w:r>
+          </w:p>
+        </w:tc>
+      </w:tr>
+      <w:tr>
+        <w:trPr>
+          <w:cantSplit/>
+        </w:trPr>
+        <w:tc>
+          <w:tcPr>
+            <w:tcW w:type="dxa" w:w="2088"/>
+          </w:tcPr>
+          <w:p>
+            <w:pPr>
+              <w:spacing w:after="60" w:before="60" w:line="240" w:lineRule="auto"/>
+            </w:pPr>
+            <w:r>
+              <w:rPr>
+                <w:b w:val="0"/>
+                <w:sz w:val="18"/>
+              </w:rPr>
+              <w:t>Alert object</w:t>
+            </w:r>
+          </w:p>
+        </w:tc>
+        <w:tc>
+          <w:tcPr>
+            <w:tcW w:type="dxa" w:w="7171"/>
+          </w:tcPr>
+          <w:p>
+            <w:pPr>
+              <w:spacing w:after="60" w:before="60" w:line="240" w:lineRule="auto"/>
+            </w:pPr>
+            <w:r>
+              <w:rPr>
+                <w:b w:val="0"/>
+                <w:sz w:val="18"/>
+              </w:rPr>
+              <w:t>One dataset shift record flagged as hazardous for the next shift; recorded row order is a temporal proxy.</w:t>
+            </w:r>
+          </w:p>
+        </w:tc>
+      </w:tr>
+      <w:tr>
+        <w:trPr>
+          <w:cantSplit/>
+        </w:trPr>
+        <w:tc>
+          <w:tcPr>
+            <w:tcW w:type="dxa" w:w="2088"/>
+          </w:tcPr>
+          <w:p>
+            <w:pPr>
+              <w:spacing w:after="60" w:before="60" w:line="240" w:lineRule="auto"/>
+            </w:pPr>
+            <w:r>
+              <w:rPr>
+                <w:b w:val="0"/>
+                <w:sz w:val="18"/>
+              </w:rPr>
+              <w:t>Capacity unit</w:t>
+            </w:r>
+          </w:p>
+        </w:tc>
+        <w:tc>
+          <w:tcPr>
+            <w:tcW w:type="dxa" w:w="7171"/>
+          </w:tcPr>
+          <w:p>
+            <w:pPr>
+              <w:spacing w:after="60" w:before="60" w:line="240" w:lineRule="auto"/>
+            </w:pPr>
+            <w:r>
+              <w:rPr>
+                <w:b w:val="0"/>
+                <w:sz w:val="18"/>
+              </w:rPr>
+              <w:t>One flagged record represents one assumed inspection slot. Historical slots are floor(B Nref); later slots are floor(B Ntest), separately for each block. Inspection duration and staffing are not measured.</w:t>
+            </w:r>
+          </w:p>
+        </w:tc>
+      </w:tr>
+      <w:tr>
+        <w:trPr>
+          <w:cantSplit/>
+        </w:trPr>
+        <w:tc>
+          <w:tcPr>
+            <w:tcW w:type="dxa" w:w="2088"/>
+          </w:tcPr>
+          <w:p>
+            <w:pPr>
+              <w:spacing w:after="60" w:before="60" w:line="240" w:lineRule="auto"/>
+            </w:pPr>
+            <w:r>
+              <w:rPr>
+                <w:b w:val="0"/>
+                <w:sz w:val="18"/>
+              </w:rPr>
+              <w:t>TP / FP / FN</w:t>
+            </w:r>
+          </w:p>
+        </w:tc>
+        <w:tc>
+          <w:tcPr>
+            <w:tcW w:type="dxa" w:w="7171"/>
+          </w:tcPr>
+          <w:p>
+            <w:pPr>
+              <w:spacing w:after="60" w:before="60" w:line="240" w:lineRule="auto"/>
+            </w:pPr>
+            <w:r>
+              <w:rPr>
+                <w:b w:val="0"/>
+                <w:sz w:val="18"/>
+              </w:rPr>
+              <w:t>TP: flagged hazardous shift. FP: flagged non-hazardous shift. FN: unflagged hazardous shift. TP counts label coverage, not confirmed inspections or avoided accidents.</w:t>
+            </w:r>
+          </w:p>
+        </w:tc>
+      </w:tr>
+      <w:tr>
+        <w:trPr>
+          <w:cantSplit/>
+        </w:trPr>
+        <w:tc>
+          <w:tcPr>
+            <w:tcW w:type="dxa" w:w="2088"/>
+          </w:tcPr>
+          <w:p>
+            <w:pPr>
+              <w:spacing w:after="60" w:before="60" w:line="240" w:lineRule="auto"/>
+            </w:pPr>
+            <w:r>
+              <w:rPr>
+                <w:b w:val="0"/>
+                <w:sz w:val="18"/>
+              </w:rPr>
+              <w:t>Relative loss</w:t>
+            </w:r>
+          </w:p>
+        </w:tc>
+        <w:tc>
+          <w:tcPr>
+            <w:tcW w:type="dxa" w:w="7171"/>
+          </w:tcPr>
+          <w:p>
+            <w:pPr>
+              <w:spacing w:after="60" w:before="60" w:line="240" w:lineRule="auto"/>
+            </w:pPr>
+            <w:r>
+              <w:rPr>
+                <w:b w:val="0"/>
+                <w:sz w:val="18"/>
+              </w:rPr>
+              <w:t>L = r FN + FP assigns missed hazardous shifts cost r and false alerts cost 1. It includes no separate TP inspection cost, accident-severity cost, delay cost or monetary estimate.</w:t>
+            </w:r>
+          </w:p>
+        </w:tc>
+      </w:tr>
+      <w:tr>
+        <w:trPr>
+          <w:cantSplit/>
+        </w:trPr>
+        <w:tc>
+          <w:tcPr>
+            <w:tcW w:type="dxa" w:w="2088"/>
+          </w:tcPr>
+          <w:p>
+            <w:pPr>
+              <w:spacing w:after="60" w:before="60" w:line="240" w:lineRule="auto"/>
+            </w:pPr>
+            <w:r>
+              <w:rPr>
+                <w:b w:val="0"/>
+                <w:sz w:val="18"/>
+              </w:rPr>
+              <w:t>Excess alerts</w:t>
+            </w:r>
+          </w:p>
+        </w:tc>
+        <w:tc>
+          <w:tcPr>
+            <w:tcW w:type="dxa" w:w="7171"/>
+          </w:tcPr>
+          <w:p>
+            <w:pPr>
+              <w:spacing w:after="60" w:before="60" w:line="240" w:lineRule="auto"/>
+            </w:pPr>
+            <w:r>
+              <w:rPr>
+                <w:b w:val="0"/>
+                <w:sz w:val="18"/>
+              </w:rPr>
+              <w:t>Excess = max(0, Alerts − floor(B Ntest)). All score-based alerts remain in TP/FP/FN and loss. Excess is recorded as demand; alerts are not truncated, queued or assigned an additional loss penalty.</w:t>
+            </w:r>
+          </w:p>
+        </w:tc>
+      </w:tr>
+      <w:tr>
+        <w:trPr>
+          <w:cantSplit/>
+        </w:trPr>
+        <w:tc>
+          <w:tcPr>
+            <w:tcW w:type="dxa" w:w="2088"/>
+          </w:tcPr>
+          <w:p>
+            <w:pPr>
+              <w:spacing w:after="60" w:before="60" w:line="240" w:lineRule="auto"/>
+            </w:pPr>
+            <w:r>
+              <w:rPr>
+                <w:b w:val="0"/>
+                <w:sz w:val="18"/>
+              </w:rPr>
+              <w:t>Pooled accounting</w:t>
+            </w:r>
+          </w:p>
+        </w:tc>
+        <w:tc>
+          <w:tcPr>
+            <w:tcW w:type="dxa" w:w="7171"/>
+          </w:tcPr>
+          <w:p>
+            <w:pPr>
+              <w:spacing w:after="60" w:before="60" w:line="240" w:lineRule="auto"/>
+            </w:pPr>
+            <w:r>
+              <w:rPr>
+                <w:b w:val="0"/>
+                <w:sz w:val="18"/>
+              </w:rPr>
+              <w:t>Sum counts, slots and excess over the four later blocks; divide total loss by total records to obtain loss per 100. Spare slots in one block do not offset excess in another.</w:t>
+            </w:r>
+          </w:p>
+        </w:tc>
+      </w:tr>
+      <w:tr>
+        <w:trPr>
+          <w:cantSplit/>
+        </w:trPr>
+        <w:tc>
+          <w:tcPr>
+            <w:tcW w:type="dxa" w:w="2088"/>
+          </w:tcPr>
+          <w:p>
+            <w:pPr>
+              <w:spacing w:after="60" w:before="60" w:line="240" w:lineRule="auto"/>
+            </w:pPr>
+            <w:r>
+              <w:rPr>
+                <w:b w:val="0"/>
+                <w:sz w:val="18"/>
+              </w:rPr>
+              <w:t>Operational evidence</w:t>
+            </w:r>
+          </w:p>
+        </w:tc>
+        <w:tc>
+          <w:tcPr>
+            <w:tcW w:type="dxa" w:w="7171"/>
+          </w:tcPr>
+          <w:p>
+            <w:pPr>
+              <w:spacing w:after="60" w:before="60" w:line="240" w:lineRule="auto"/>
+            </w:pPr>
+            <w:r>
+              <w:rPr>
+                <w:b w:val="0"/>
+                <w:sz w:val="18"/>
+              </w:rPr>
+              <w:t>Actual inspection execution and accident prevention are not observed. Capacity and relative costs are explicit hypothetical decision settings.</w:t>
+            </w:r>
+          </w:p>
+        </w:tc>
+      </w:tr>
+    </w:tbl>
+    <w:p>
+      <w:pPr>
+        <w:jc w:val="both"/>
+      </w:pPr>
+      <w:r>
+        <w:t>These assumptions define how frozen warning rules create inspection demand. The evaluation connects hazardous-shift coverage to relative loss and workload; excess demand remains in the alert counts. Detections count hazardous shifts flagged, while dispatch, queueing and safety interventions are outside the evaluated process.</w:t>
       </w:r>
     </w:p>
     <w:p>
@@ -6720,7 +7076,7 @@
         <w:pStyle w:val="Caption"/>
       </w:pPr>
       <w:r>
-        <w:t>Figure 3. C policy changes after fitting on all outer history, with parameters and numerical thresholds held fixed. Negative loss differences favor refitting; negative alert differences mean fewer inspections. Alert-count changes in the second panel are labelled as integers.</w:t>
+        <w:t>Figure 3. C policy changes after fitting on all outer history, with parameters and numerical thresholds held fixed. Negative loss differences favor refitting; negative alert differences mean lower inspection demand. Alert-count changes in the second panel are labelled as integers.</w:t>
       </w:r>
     </w:p>
     <w:p>

--- a/reports/phase2/phase2_threshold_transfer_report.docx
+++ b/reports/phase2/phase2_threshold_transfer_report.docx
@@ -34,7 +34,7 @@
         <w:jc w:val="both"/>
       </w:pPr>
       <w:r>
-        <w:t>Historical capacity feasibility does not ensure that a seismic warning rule retains its workload or decision value on later records. This study separates model fitting, policy selection and testing to evaluate budget-only, cost-only and cost-plus-capacity rules on the UCI Seismic Bumps data. Four subsequent record blocks provide 2,063 test records. XGBoost is the prespecified main model; logistic regression and bagged CART provide robustness checks. At relative missed-shift cost r=10, pooled cost-plus-capacity loss equaled or exceeded the no-alarm reference by 0.00 to 0.82 units per 100 shifts. Despite all reference areas containing positive outcomes, its 40 no-alarm selections comprise 28 unconstrained cost optima and 12 capacity-induced changes. The budget rule exceeded later capacity in 13 of 16 phase–budget settings; cost-plus-capacity exceeded it in 2 of 64 phase–budget–cost settings. These dependent settings use different denominators. Matched-setting comparisons connect reduced capacity excess to changes in detections, missed events and loss. Refitting changes finite-cutoff decisions, while no-alarm rules remain invariant by construction. Paired block intervals and frozen-rule prevalence scenarios characterize decision value and workload under hypothetical costs. Recorded row order is a temporal proxy; the study is retrospective.</w:t>
+        <w:t>Historical capacity feasibility does not ensure that a seismic warning rule retains its workload or decision value on later records. This study separates model fitting, policy selection and testing to evaluate budget-only, cost-only and cost-plus-capacity rules on the UCI Seismic Bumps data. Four subsequent record blocks provide 2,063 test records. XGBoost is the prespecified main model; logistic regression and bagged CART provide robustness checks. At relative missed-shift cost r=10, pooled cost-plus-capacity loss equaled or exceeded the no-alarm reference by 0.00 to 0.82 units per 100 shifts. Despite all reference areas containing positive outcomes, its 40 no-alarm selections comprise 28 unconstrained cost optima and 12 capacity-induced changes. The budget rule exceeded later capacity in 13 of 16 phase–budget settings; cost-plus-capacity exceeded it in 2 of 64 phase–budget–cost settings. These dependent settings use different denominators. Matched-setting comparisons connect reduced capacity excess to changes in detections, missed events and loss. Refitting changes finite-cutoff decisions, while no-alarm rules remain invariant by construction. Paired block intervals and frozen-rule prevalence scenarios characterize decision value and workload under hypothetical costs. The workflow links historical selection audits to later decision value. Recorded row order is a temporal proxy; the study is retrospective.</w:t>
       </w:r>
     </w:p>
     <w:p>
@@ -58,7 +58,7 @@
         <w:jc w:val="both"/>
       </w:pPr>
       <w:r>
-        <w:t>A warning score becomes an inspection decision through a threshold that trades missed hazardous shifts against false alerts. A cutoff selected under historical costs and capacity may trigger a different workload on later records. This study asks whether such rules reduce loss relative to no alarms, how their inspection demand transfers, and how model refitting changes decisions at the same cutoff. An alert identifies a candidate shift for inspection; the labels do not measure inspection effectiveness or avoided accidents.</w:t>
+        <w:t>A warning score becomes an inspection decision through a threshold that trades missed hazardous shifts against false alerts. A cutoff selected under historical costs and capacity may trigger a different workload on later records. This study asks whether such rules reduce loss relative to no alarms, how their inspection demand transfers, and how model refitting changes decisions at the same cutoff. An alert identifies a candidate shift for inspection; the labels do not measure inspection effectiveness or avoided accidents. The contribution is auditable decision analysis that links historical selection reasons to later loss, hazardous-shift coverage and capacity excess, and evaluates refitting at the same numerical cutoff.</w:t>
       </w:r>
     </w:p>
     <w:p>
@@ -11263,7 +11263,7 @@
         <w:jc w:val="both"/>
       </w:pPr>
       <w:r>
-        <w:t>The decision-value comparison explains why lower workload alone is insufficient. At r=10, C can reduce loss relative to A without improving pooled loss relative to no alarms. Its 40 historical no-alarm choices comprise 28 cost optima and 12 capacity-induced changes despite positive reference outcomes. Matched C−A results quantify the accompanying detections, misses and loss. Refitting changes finite-cutoff decisions; invariant no-alarm rules do not establish finite-threshold stability.</w:t>
+        <w:t>Later decision value is assessed jointly through loss, hazardous-shift coverage and workload. At r=10, C can reduce loss relative to A without improving pooled loss relative to no alarms. Its 40 historical no-alarm choices comprise 28 cost optima and 12 capacity-induced changes despite positive reference outcomes. Matched C−A results quantify the accompanying detections, misses and loss. Refitting changes finite-cutoff decisions; invariant no-alarm rules do not establish finite-threshold stability. Together, the selection audit and paired transfer comparisons trace how a historically feasible rule changes its loss and inspection demand on later records.</w:t>
       </w:r>
     </w:p>
     <w:p>

--- a/reports/phase2/phase2_threshold_transfer_report.docx
+++ b/reports/phase2/phase2_threshold_transfer_report.docx
@@ -11263,7 +11263,7 @@
         <w:jc w:val="both"/>
       </w:pPr>
       <w:r>
-        <w:t>Later decision value is assessed jointly through loss, hazardous-shift coverage and workload. At r=10, C can reduce loss relative to A without improving pooled loss relative to no alarms. Its 40 historical no-alarm choices comprise 28 cost optima and 12 capacity-induced changes despite positive reference outcomes. Matched C−A results quantify the accompanying detections, misses and loss. Refitting changes finite-cutoff decisions; invariant no-alarm rules do not establish finite-threshold stability. Together, the selection audit and paired transfer comparisons trace how a historically feasible rule changes its loss and inspection demand on later records.</w:t>
+        <w:t>Later decision value is assessed jointly through loss, hazardous-shift coverage and workload. At r=10, C can reduce loss relative to A without improving pooled loss relative to no alarms. Its 40 historical no-alarm choices comprise 28 cost optima and 12 capacity-induced changes despite positive reference outcomes. Matched C−A results quantify the accompanying detections, misses and loss. Refitting changes finite-cutoff decisions; invariant no-alarm rules do not establish finite-threshold stability. Selection audits and paired transfer comparisons connect the historical reason for each cutoff to its later loss and inspection demand.</w:t>
       </w:r>
     </w:p>
     <w:p>

--- a/reports/phase2/phase2_threshold_transfer_report.docx
+++ b/reports/phase2/phase2_threshold_transfer_report.docx
@@ -34,7 +34,7 @@
         <w:jc w:val="both"/>
       </w:pPr>
       <w:r>
-        <w:t>Historical capacity feasibility does not ensure that a seismic warning rule retains its workload or decision value on later records. This study separates model fitting, policy selection and testing to evaluate budget-only, cost-only and cost-plus-capacity rules on the UCI Seismic Bumps data. Four subsequent record blocks provide 2,063 test records. XGBoost is the prespecified main model; logistic regression and bagged CART provide robustness checks. At relative missed-shift cost r=10, pooled cost-plus-capacity loss equaled or exceeded the no-alarm reference by 0.00 to 0.82 units per 100 shifts. Despite all reference areas containing positive outcomes, its 40 no-alarm selections comprise 28 unconstrained cost optima and 12 capacity-induced changes. The budget rule exceeded later capacity in 13 of 16 phase–budget settings; cost-plus-capacity exceeded it in 2 of 64 phase–budget–cost settings. These dependent settings use different denominators. Matched-setting comparisons connect reduced capacity excess to changes in detections, missed events and loss. Refitting changes finite-cutoff decisions, while no-alarm rules remain invariant by construction. Paired block intervals and frozen-rule prevalence scenarios characterize decision value and workload under hypothetical costs. The workflow links historical selection audits to later decision value. Recorded row order is a temporal proxy; the study is retrospective.</w:t>
+        <w:t>Historical capacity feasibility does not ensure that a seismic warning rule retains its workload or decision value on later records. This study separates model fitting, policy selection and testing to evaluate budget-only, cost-only and cost-plus-capacity rules on the UCI Seismic Bumps data. Four subsequent record blocks provide 2,063 test records. XGBoost is the prespecified main model; logistic regression and bagged CART provide robustness checks. At relative missed-shift cost r=10, pooled cost-plus-capacity loss equaled or exceeded the no-alarm reference by 0.00 to 0.82 units per 100 shifts. Despite all reference areas containing positive outcomes, its 40 no-alarm selections comprise 28 unconstrained cost optima and 12 capacity-induced changes. The budget rule exceeded later capacity in 13 of 16 phase–budget settings; cost-plus-capacity exceeded it in 2 of 64 phase–budget–cost settings. These dependent settings use different denominators. Matched-setting comparisons connect reduced capacity excess to changes in detections, missed events and loss. Refitting changes finite-cutoff decisions, while no-alarm rules remain invariant by construction. Paired block intervals characterize transferred loss. Frozen-rule cost boundaries separate selection costs from evaluation costs, while prevalence scenarios pair expected precision with workload. The workflow links historical selection audits to later decision value. Recorded row order is a temporal proxy; the study is retrospective.</w:t>
       </w:r>
     </w:p>
     <w:p>
@@ -66,7 +66,7 @@
         <w:jc w:val="both"/>
       </w:pPr>
       <w:r>
-        <w:t>Mining cold-start research addresses limited local history at new sites [10]; microseismic reviews distinguish waveform detection and location from forecasting [11]. Here, cost-sensitive loss [5] and inspection budgets connect shift forecasts to decisions. We jointly evaluate transferred loss, workload and refitting, with historical audits explaining no-alarm choices. This links the selection rationale to later outcomes on the same test records.</w:t>
+        <w:t>Mining cold-start research examines limited local history at new sites [10], while microseismic reviews distinguish waveform tasks from forecasting [11]. Threshold-choice theory connects scores, rules and operating conditions [12]. Risk-informed warning identification compares anomalies with three hazard assessments [13]; our outcome remains the subsequent hazardous-shift label. Cost-sensitive loss [5] and historical budgets connect selection audits to later loss, coverage, workload and refitting.</w:t>
       </w:r>
     </w:p>
     <w:p>
@@ -1396,6 +1396,14 @@
         <w:jc w:val="both"/>
       </w:pPr>
       <w:r>
+        <w:t>A uses a reference alert-rate constraint to choose a numerical cutoff, then applies that fixed cutoff to later scores. It does not maintain a prescribed test alert rate. B and C are empirical reference-loss choices, with C restricting the candidate set. Their historical optima are not test-optimal rules. This selection/application distinction connects the workflows to threshold-choice theory [12].</w:t>
+      </w:r>
+    </w:p>
+    <w:p>
+      <w:pPr>
+        <w:jc w:val="both"/>
+      </w:pPr>
+      <w:r>
         <w:t>The no-alarm baseline is always evaluated. Batch Top-k selects the largest whole-tie test-score set within floor(B Ntest), without test labels, and can underfill capacity. This retrospective ranking reference requires scores for the complete test batch; its capacity is enforced on that batch rather than inherited from a historical cutoff.</w:t>
       </w:r>
     </w:p>
@@ -1818,6 +1826,300 @@
     </w:p>
     <w:p>
       <w:pPr>
+        <w:pStyle w:val="Caption"/>
+        <w:keepNext/>
+      </w:pPr>
+      <w:r>
+        <w:t>Table 2b. How forecast evidence connects to decision evaluation</w:t>
+      </w:r>
+    </w:p>
+    <w:tbl>
+      <w:tblPr>
+        <w:tblW w:type="auto" w:w="0"/>
+        <w:jc w:val="center"/>
+        <w:tblLayout w:type="fixed"/>
+        <w:tblLook w:firstColumn="1" w:firstRow="1" w:lastColumn="0" w:lastRow="0" w:noHBand="0" w:noVBand="1" w:val="04A0"/>
+        <w:tblBorders>
+          <w:top w:val="single" w:sz="4" w:color="D9D9D9"/>
+          <w:bottom w:val="single" w:sz="4" w:color="D9D9D9"/>
+          <w:left w:val="single" w:sz="4" w:color="D9D9D9"/>
+          <w:right w:val="single" w:sz="4" w:color="D9D9D9"/>
+          <w:insideH w:val="single" w:sz="4" w:color="D9D9D9"/>
+          <w:insideV w:val="single" w:sz="4" w:color="D9D9D9"/>
+        </w:tblBorders>
+      </w:tblPr>
+      <w:tblGrid>
+        <w:gridCol w:w="1512"/>
+        <w:gridCol w:w="3528"/>
+        <w:gridCol w:w="4219"/>
+      </w:tblGrid>
+      <w:tr>
+        <w:trPr>
+          <w:tblHeader/>
+          <w:cantSplit/>
+        </w:trPr>
+        <w:tc>
+          <w:tcPr>
+            <w:tcW w:type="dxa" w:w="1512"/>
+            <w:vAlign w:val="center"/>
+            <w:shd w:fill="EEEEEE"/>
+          </w:tcPr>
+          <w:p>
+            <w:pPr>
+              <w:keepNext/>
+              <w:spacing w:after="40" w:before="40" w:line="240" w:lineRule="auto"/>
+              <w:jc w:val="center"/>
+            </w:pPr>
+            <w:r>
+              <w:rPr>
+                <w:b/>
+                <w:sz w:val="19"/>
+              </w:rPr>
+              <w:t>Evidence</w:t>
+            </w:r>
+          </w:p>
+        </w:tc>
+        <w:tc>
+          <w:tcPr>
+            <w:tcW w:type="dxa" w:w="3528"/>
+            <w:vAlign w:val="center"/>
+            <w:shd w:fill="EEEEEE"/>
+          </w:tcPr>
+          <w:p>
+            <w:pPr>
+              <w:keepNext/>
+              <w:spacing w:after="40" w:before="40" w:line="240" w:lineRule="auto"/>
+              <w:jc w:val="center"/>
+            </w:pPr>
+            <w:r>
+              <w:rPr>
+                <w:b/>
+                <w:sz w:val="19"/>
+              </w:rPr>
+              <w:t>Stage 1 assessment</w:t>
+            </w:r>
+          </w:p>
+        </w:tc>
+        <w:tc>
+          <w:tcPr>
+            <w:tcW w:type="dxa" w:w="4219"/>
+            <w:vAlign w:val="center"/>
+            <w:shd w:fill="EEEEEE"/>
+          </w:tcPr>
+          <w:p>
+            <w:pPr>
+              <w:keepNext/>
+              <w:spacing w:after="40" w:before="40" w:line="240" w:lineRule="auto"/>
+              <w:jc w:val="center"/>
+            </w:pPr>
+            <w:r>
+              <w:rPr>
+                <w:b/>
+                <w:sz w:val="19"/>
+              </w:rPr>
+              <w:t>Stage 2 assessment</w:t>
+            </w:r>
+          </w:p>
+        </w:tc>
+      </w:tr>
+      <w:tr>
+        <w:trPr>
+          <w:cantSplit/>
+        </w:trPr>
+        <w:tc>
+          <w:tcPr>
+            <w:tcW w:type="dxa" w:w="1512"/>
+            <w:vAlign w:val="center"/>
+          </w:tcPr>
+          <w:p>
+            <w:pPr>
+              <w:keepNext/>
+              <w:spacing w:after="40" w:before="40" w:line="240" w:lineRule="auto"/>
+              <w:jc w:val="left"/>
+            </w:pPr>
+            <w:r>
+              <w:rPr>
+                <w:b w:val="0"/>
+                <w:sz w:val="19"/>
+              </w:rPr>
+              <w:t>Ranking</w:t>
+            </w:r>
+          </w:p>
+        </w:tc>
+        <w:tc>
+          <w:tcPr>
+            <w:tcW w:type="dxa" w:w="3528"/>
+            <w:vAlign w:val="center"/>
+          </w:tcPr>
+          <w:p>
+            <w:pPr>
+              <w:keepNext/>
+              <w:spacing w:after="40" w:before="40" w:line="240" w:lineRule="auto"/>
+              <w:jc w:val="left"/>
+            </w:pPr>
+            <w:r>
+              <w:rPr>
+                <w:b w:val="0"/>
+                <w:sz w:val="19"/>
+              </w:rPr>
+              <w:t>AP on common test records</w:t>
+            </w:r>
+          </w:p>
+        </w:tc>
+        <w:tc>
+          <w:tcPr>
+            <w:tcW w:type="dxa" w:w="4219"/>
+            <w:vAlign w:val="center"/>
+          </w:tcPr>
+          <w:p>
+            <w:pPr>
+              <w:keepNext/>
+              <w:spacing w:after="40" w:before="40" w:line="240" w:lineRule="auto"/>
+              <w:jc w:val="left"/>
+            </w:pPr>
+            <w:r>
+              <w:rPr>
+                <w:b w:val="0"/>
+                <w:sz w:val="19"/>
+              </w:rPr>
+              <w:t>Hazardous-shift coverage of selected alerts</w:t>
+            </w:r>
+          </w:p>
+        </w:tc>
+      </w:tr>
+      <w:tr>
+        <w:trPr>
+          <w:cantSplit/>
+        </w:trPr>
+        <w:tc>
+          <w:tcPr>
+            <w:tcW w:type="dxa" w:w="1512"/>
+            <w:vAlign w:val="center"/>
+          </w:tcPr>
+          <w:p>
+            <w:pPr>
+              <w:keepNext/>
+              <w:spacing w:after="40" w:before="40" w:line="240" w:lineRule="auto"/>
+              <w:jc w:val="left"/>
+            </w:pPr>
+            <w:r>
+              <w:rPr>
+                <w:b w:val="0"/>
+                <w:sz w:val="19"/>
+              </w:rPr>
+              <w:t>Probabilities</w:t>
+            </w:r>
+          </w:p>
+        </w:tc>
+        <w:tc>
+          <w:tcPr>
+            <w:tcW w:type="dxa" w:w="3528"/>
+            <w:vAlign w:val="center"/>
+          </w:tcPr>
+          <w:p>
+            <w:pPr>
+              <w:keepNext/>
+              <w:spacing w:after="40" w:before="40" w:line="240" w:lineRule="auto"/>
+              <w:jc w:val="left"/>
+            </w:pPr>
+            <w:r>
+              <w:rPr>
+                <w:b w:val="0"/>
+                <w:sz w:val="19"/>
+              </w:rPr>
+              <w:t>Calibration and baseline-relative Brier skill</w:t>
+            </w:r>
+          </w:p>
+        </w:tc>
+        <w:tc>
+          <w:tcPr>
+            <w:tcW w:type="dxa" w:w="4219"/>
+            <w:vAlign w:val="center"/>
+          </w:tcPr>
+          <w:p>
+            <w:pPr>
+              <w:keepNext/>
+              <w:spacing w:after="40" w:before="40" w:line="240" w:lineRule="auto"/>
+              <w:jc w:val="left"/>
+            </w:pPr>
+            <w:r>
+              <w:rPr>
+                <w:b w:val="0"/>
+                <w:sz w:val="19"/>
+              </w:rPr>
+              <w:t>Assumed costs evaluated on frozen raw-score rules</w:t>
+            </w:r>
+          </w:p>
+        </w:tc>
+      </w:tr>
+      <w:tr>
+        <w:trPr>
+          <w:cantSplit/>
+        </w:trPr>
+        <w:tc>
+          <w:tcPr>
+            <w:tcW w:type="dxa" w:w="1512"/>
+            <w:vAlign w:val="center"/>
+          </w:tcPr>
+          <w:p>
+            <w:pPr>
+              <w:keepNext w:val="0"/>
+              <w:spacing w:after="40" w:before="40" w:line="240" w:lineRule="auto"/>
+              <w:jc w:val="left"/>
+            </w:pPr>
+            <w:r>
+              <w:rPr>
+                <w:b w:val="0"/>
+                <w:sz w:val="19"/>
+              </w:rPr>
+              <w:t>Threshold transfer</w:t>
+            </w:r>
+          </w:p>
+        </w:tc>
+        <w:tc>
+          <w:tcPr>
+            <w:tcW w:type="dxa" w:w="3528"/>
+            <w:vAlign w:val="center"/>
+          </w:tcPr>
+          <w:p>
+            <w:pPr>
+              <w:keepNext w:val="0"/>
+              <w:spacing w:after="40" w:before="40" w:line="240" w:lineRule="auto"/>
+              <w:jc w:val="left"/>
+            </w:pPr>
+            <w:r>
+              <w:rPr>
+                <w:b w:val="0"/>
+                <w:sz w:val="19"/>
+              </w:rPr>
+              <w:t>Reference cutoff applied after outer refitting</w:t>
+            </w:r>
+          </w:p>
+        </w:tc>
+        <w:tc>
+          <w:tcPr>
+            <w:tcW w:type="dxa" w:w="4219"/>
+            <w:vAlign w:val="center"/>
+          </w:tcPr>
+          <w:p>
+            <w:pPr>
+              <w:keepNext w:val="0"/>
+              <w:spacing w:after="40" w:before="40" w:line="240" w:lineRule="auto"/>
+              <w:jc w:val="left"/>
+            </w:pPr>
+            <w:r>
+              <w:rPr>
+                <w:b w:val="0"/>
+                <w:sz w:val="19"/>
+              </w:rPr>
+              <w:t>Fixed model primary; refitting at the same cutoff as a comparison</w:t>
+            </w:r>
+          </w:p>
+        </w:tc>
+      </w:tr>
+    </w:tbl>
+    <w:p>
+      <w:pPr>
         <w:pStyle w:val="Heading1"/>
         <w:pageBreakBefore/>
       </w:pPr>
@@ -4047,6 +4349,30 @@
       </w:pPr>
       <w:r>
         <w:t>A lower loss than another warning rule does not establish value over no alarms. C can reduce workload and loss relative to A while retaining positive ΔLnone,100. No alarms incur the cost of every missed hazardous shift and detect none; their role here is a loss reference, not an operational recommendation. Complete files retain all costs, models, workflows and the descriptive holdout; r=10 is the common display scale.</w:t>
+      </w:r>
+    </w:p>
+    <w:p>
+      <w:pPr>
+        <w:pStyle w:val="Heading1"/>
+      </w:pPr>
+      <w:r>
+        <w:t>3.1 Evaluation cost for an unchanged warning rule</w:t>
+      </w:r>
+    </w:p>
+    <w:p>
+      <w:pPr>
+        <w:jc w:val="both"/>
+      </w:pPr>
+      <w:r>
+        <w:t>Historical selection uses rselect; evaluation at reval retains the model, cutoff and alerts. For TP &gt; 0, ΔLnone,100(reval) = 100(FP − reval TP)/N equals zero at r* = FP/TP and is negative above that cost. TP=FP=0 gives no-alarm equivalence at every cost; TP=0 with FP&gt;0 never improves this loss at finite cost. These identities follow directly from the loss definition.</w:t>
+      </w:r>
+    </w:p>
+    <w:p>
+      <w:pPr>
+        <w:jc w:val="both"/>
+      </w:pPr>
+      <w:r>
+        <w:t>At the 20% budget, C selected at rselect=10 flags 2 hazardous shifts with 32 false alerts, giving pooled r*=16.00. The unchanged rule improves this loss above that evaluation cost on the observed cohort. Table A6 covers all four budgets; saved files retain every phase and A/B/C rule. These descriptive boundaries do not estimate operational costs or reselect a strategy.</w:t>
       </w:r>
     </w:p>
     <w:p>
@@ -11652,6 +11978,14 @@
     </w:p>
     <w:p>
       <w:pPr>
+        <w:jc w:val="both"/>
+      </w:pPr>
+      <w:r>
+        <w:t>Expected precision is π TPR / [π TPR + (1 − π)FPR], with TPR = 1 − FNR. It is undefined when expected alert mass is zero; the descriptive scenario output leaves that field empty. This differs from the zero convention used for observed zero-alert precision. Precision depends on prevalence even at fixed class-conditional rates [14], so Table A5 pairs it with workload and relative loss for each budget rather than interpreting a PR change as a model change.</w:t>
+      </w:r>
+    </w:p>
+    <w:p>
+      <w:pPr>
         <w:pStyle w:val="Caption"/>
         <w:keepNext/>
       </w:pPr>
@@ -13029,6 +13363,7 @@
     <w:p>
       <w:pPr>
         <w:pStyle w:val="Heading1"/>
+        <w:pageBreakBefore/>
       </w:pPr>
       <w:r>
         <w:t>10 Discussion and conclusions</w:t>
@@ -13048,6 +13383,14 @@
       </w:pPr>
       <w:r>
         <w:t>Later decision value is assessed jointly through loss, hazardous-shift coverage and workload. At r=10, C can reduce loss relative to A without improving pooled loss relative to no alarms. Its 40 historical no-alarm choices comprise 28 cost optima and 12 capacity-induced changes despite positive reference outcomes. Matched C−A results quantify the accompanying detections, misses and loss. Refitting changes finite-cutoff decisions; invariant no-alarm rules do not establish finite-threshold stability. Selection audits and paired transfer comparisons connect the historical reason for each cutoff to its later loss and inspection demand.</w:t>
+      </w:r>
+    </w:p>
+    <w:p>
+      <w:pPr>
+        <w:jc w:val="both"/>
+      </w:pPr>
+      <w:r>
+        <w:t>The frozen-rule cost boundary adds an interpretable condition to this decision evidence: the false-alert count must be outweighed by the assumed value of detected hazardous shifts. Changing that evaluation weight changes relative loss without changing workload or detections. Frozen prevalence scenarios complement this accounting by changing expected class proportions and thus expected precision and demand. Both calculations characterize specified conditions; neither selects a deployment rule from the test outcomes.</w:t>
       </w:r>
     </w:p>
     <w:p>
@@ -20645,6 +20988,8 @@
               <w:t>0.00</w:t>
               <w:br/>
               <w:t>0.00%</w:t>
+              <w:br/>
+              <w:t>NA</w:t>
             </w:r>
           </w:p>
         </w:tc>
@@ -20667,6 +21012,8 @@
               <w:t>0.00</w:t>
               <w:br/>
               <w:t>0.00%</w:t>
+              <w:br/>
+              <w:t>NA</w:t>
             </w:r>
           </w:p>
         </w:tc>
@@ -20689,6 +21036,8 @@
               <w:t>0.00</w:t>
               <w:br/>
               <w:t>0.00%</w:t>
+              <w:br/>
+              <w:t>NA</w:t>
             </w:r>
           </w:p>
         </w:tc>
@@ -20711,6 +21060,8 @@
               <w:t>0.00</w:t>
               <w:br/>
               <w:t>0.00%</w:t>
+              <w:br/>
+              <w:t>NA</w:t>
             </w:r>
           </w:p>
         </w:tc>
@@ -20758,6 +21109,8 @@
               <w:t>0.96</w:t>
               <w:br/>
               <w:t>1.21%</w:t>
+              <w:br/>
+              <w:t>1.87%</w:t>
             </w:r>
           </w:p>
         </w:tc>
@@ -20780,6 +21133,8 @@
               <w:t>0.59</w:t>
               <w:br/>
               <w:t>1.21%</w:t>
+              <w:br/>
+              <w:t>4.69%</w:t>
             </w:r>
           </w:p>
         </w:tc>
@@ -20802,6 +21157,8 @@
               <w:t>-0.04</w:t>
               <w:br/>
               <w:t>1.21%</w:t>
+              <w:br/>
+              <w:t>9.41%</w:t>
             </w:r>
           </w:p>
         </w:tc>
@@ -20824,6 +21181,8 @@
               <w:t>-0.67</w:t>
               <w:br/>
               <w:t>1.20%</w:t>
+              <w:br/>
+              <w:t>14.16%</w:t>
             </w:r>
           </w:p>
         </w:tc>
@@ -20871,6 +21230,8 @@
               <w:t>1.11</w:t>
               <w:br/>
               <w:t>1.36%</w:t>
+              <w:br/>
+              <w:t>1.67%</w:t>
             </w:r>
           </w:p>
         </w:tc>
@@ -20893,6 +21254,8 @@
               <w:t>0.73</w:t>
               <w:br/>
               <w:t>1.36%</w:t>
+              <w:br/>
+              <w:t>4.19%</w:t>
             </w:r>
           </w:p>
         </w:tc>
@@ -20915,6 +21278,8 @@
               <w:t>0.09</w:t>
               <w:br/>
               <w:t>1.34%</w:t>
+              <w:br/>
+              <w:t>8.45%</w:t>
             </w:r>
           </w:p>
         </w:tc>
@@ -20937,6 +21302,8 @@
               <w:t>-0.54</w:t>
               <w:br/>
               <w:t>1.33%</w:t>
+              <w:br/>
+              <w:t>12.79%</w:t>
             </w:r>
           </w:p>
         </w:tc>
@@ -20984,6 +21351,8 @@
               <w:t>1.13</w:t>
               <w:br/>
               <w:t>1.63%</w:t>
+              <w:br/>
+              <w:t>2.78%</w:t>
             </w:r>
           </w:p>
         </w:tc>
@@ -21006,6 +21375,8 @@
               <w:t>0.40</w:t>
               <w:br/>
               <w:t>1.65%</w:t>
+              <w:br/>
+              <w:t>6.88%</w:t>
             </w:r>
           </w:p>
         </w:tc>
@@ -21028,6 +21399,8 @@
               <w:t>-0.81</w:t>
               <w:br/>
               <w:t>1.69%</w:t>
+              <w:br/>
+              <w:t>13.48%</w:t>
             </w:r>
           </w:p>
         </w:tc>
@@ -21050,6 +21423,8 @@
               <w:t>-2.03</w:t>
               <w:br/>
               <w:t>1.72%</w:t>
+              <w:br/>
+              <w:t>19.84%</w:t>
             </w:r>
           </w:p>
         </w:tc>
@@ -21060,7 +21435,578 @@
         <w:jc w:val="both"/>
       </w:pPr>
       <w:r>
-        <w:t>Each cell pairs relative loss per 100 shifts with expected alert percentage for one budget and scenario. Negative differences favor C over no alarms at r=10. All sixteen entries freeze historical rules and class-conditional rates; full files retain every model, cost, workflow and phase.</w:t>
+        <w:t>Each cell lists relative loss per 100 shifts, expected alert percentage, then expected precision for one budget and scenario. NA means zero expected alerts, so precision is undefined. Negative differences favor C over no alarms at r=10. All sixteen entries freeze historical rules selected at r=10 and class-conditional rates; full files retain every model, cost, workflow and phase.</w:t>
+      </w:r>
+    </w:p>
+    <w:p>
+      <w:pPr>
+        <w:pStyle w:val="Caption"/>
+        <w:keepNext/>
+      </w:pPr>
+      <w:r>
+        <w:t>Table A6. Cost equality for pooled C alerts selected historically at rselect=10</w:t>
+      </w:r>
+    </w:p>
+    <w:tbl>
+      <w:tblPr>
+        <w:tblW w:type="auto" w:w="0"/>
+        <w:jc w:val="center"/>
+        <w:tblLayout w:type="fixed"/>
+        <w:tblLook w:firstColumn="1" w:firstRow="1" w:lastColumn="0" w:lastRow="0" w:noHBand="0" w:noVBand="1" w:val="04A0"/>
+        <w:tblBorders>
+          <w:top w:val="single" w:sz="4" w:color="D9D9D9"/>
+          <w:bottom w:val="single" w:sz="4" w:color="D9D9D9"/>
+          <w:left w:val="single" w:sz="4" w:color="D9D9D9"/>
+          <w:right w:val="single" w:sz="4" w:color="D9D9D9"/>
+          <w:insideH w:val="single" w:sz="4" w:color="D9D9D9"/>
+          <w:insideV w:val="single" w:sz="4" w:color="D9D9D9"/>
+        </w:tblBorders>
+      </w:tblPr>
+      <w:tblGrid>
+        <w:gridCol w:w="2376"/>
+        <w:gridCol w:w="1008"/>
+        <w:gridCol w:w="1008"/>
+        <w:gridCol w:w="1224"/>
+        <w:gridCol w:w="3643"/>
+      </w:tblGrid>
+      <w:tr>
+        <w:trPr>
+          <w:tblHeader/>
+          <w:cantSplit/>
+        </w:trPr>
+        <w:tc>
+          <w:tcPr>
+            <w:tcW w:type="dxa" w:w="2376"/>
+            <w:vAlign w:val="center"/>
+            <w:shd w:fill="EEEEEE"/>
+          </w:tcPr>
+          <w:p>
+            <w:pPr>
+              <w:keepNext/>
+              <w:spacing w:after="40" w:before="40" w:line="240" w:lineRule="auto"/>
+              <w:jc w:val="center"/>
+            </w:pPr>
+            <w:r>
+              <w:rPr>
+                <w:b/>
+                <w:sz w:val="19"/>
+              </w:rPr>
+              <w:t>Historical budget</w:t>
+            </w:r>
+          </w:p>
+        </w:tc>
+        <w:tc>
+          <w:tcPr>
+            <w:tcW w:type="dxa" w:w="1008"/>
+            <w:vAlign w:val="center"/>
+            <w:shd w:fill="EEEEEE"/>
+          </w:tcPr>
+          <w:p>
+            <w:pPr>
+              <w:keepNext/>
+              <w:spacing w:after="40" w:before="40" w:line="240" w:lineRule="auto"/>
+              <w:jc w:val="center"/>
+            </w:pPr>
+            <w:r>
+              <w:rPr>
+                <w:b/>
+                <w:sz w:val="19"/>
+              </w:rPr>
+              <w:t>TP</w:t>
+            </w:r>
+          </w:p>
+        </w:tc>
+        <w:tc>
+          <w:tcPr>
+            <w:tcW w:type="dxa" w:w="1008"/>
+            <w:vAlign w:val="center"/>
+            <w:shd w:fill="EEEEEE"/>
+          </w:tcPr>
+          <w:p>
+            <w:pPr>
+              <w:keepNext/>
+              <w:spacing w:after="40" w:before="40" w:line="240" w:lineRule="auto"/>
+              <w:jc w:val="center"/>
+            </w:pPr>
+            <w:r>
+              <w:rPr>
+                <w:b/>
+                <w:sz w:val="19"/>
+              </w:rPr>
+              <w:t>FP</w:t>
+            </w:r>
+          </w:p>
+        </w:tc>
+        <w:tc>
+          <w:tcPr>
+            <w:tcW w:type="dxa" w:w="1224"/>
+            <w:vAlign w:val="center"/>
+            <w:shd w:fill="EEEEEE"/>
+          </w:tcPr>
+          <w:p>
+            <w:pPr>
+              <w:keepNext/>
+              <w:spacing w:after="40" w:before="40" w:line="240" w:lineRule="auto"/>
+              <w:jc w:val="center"/>
+            </w:pPr>
+            <w:r>
+              <w:rPr>
+                <w:b/>
+                <w:sz w:val="19"/>
+              </w:rPr>
+              <w:t>Alerts</w:t>
+            </w:r>
+          </w:p>
+        </w:tc>
+        <w:tc>
+          <w:tcPr>
+            <w:tcW w:type="dxa" w:w="3643"/>
+            <w:vAlign w:val="center"/>
+            <w:shd w:fill="EEEEEE"/>
+          </w:tcPr>
+          <w:p>
+            <w:pPr>
+              <w:keepNext/>
+              <w:spacing w:after="40" w:before="40" w:line="240" w:lineRule="auto"/>
+              <w:jc w:val="center"/>
+            </w:pPr>
+            <w:r>
+              <w:rPr>
+                <w:b/>
+                <w:sz w:val="19"/>
+              </w:rPr>
+              <w:t>Equality cost r*</w:t>
+            </w:r>
+          </w:p>
+        </w:tc>
+      </w:tr>
+      <w:tr>
+        <w:trPr>
+          <w:cantSplit/>
+        </w:trPr>
+        <w:tc>
+          <w:tcPr>
+            <w:tcW w:type="dxa" w:w="2376"/>
+            <w:vAlign w:val="center"/>
+          </w:tcPr>
+          <w:p>
+            <w:pPr>
+              <w:keepNext/>
+              <w:spacing w:after="40" w:before="40" w:line="240" w:lineRule="auto"/>
+              <w:jc w:val="right"/>
+            </w:pPr>
+            <w:r>
+              <w:rPr>
+                <w:b w:val="0"/>
+                <w:sz w:val="19"/>
+              </w:rPr>
+              <w:t>1%</w:t>
+            </w:r>
+          </w:p>
+        </w:tc>
+        <w:tc>
+          <w:tcPr>
+            <w:tcW w:type="dxa" w:w="1008"/>
+            <w:vAlign w:val="center"/>
+          </w:tcPr>
+          <w:p>
+            <w:pPr>
+              <w:keepNext/>
+              <w:spacing w:after="40" w:before="40" w:line="240" w:lineRule="auto"/>
+              <w:jc w:val="right"/>
+            </w:pPr>
+            <w:r>
+              <w:rPr>
+                <w:b w:val="0"/>
+                <w:sz w:val="19"/>
+              </w:rPr>
+              <w:t>0</w:t>
+            </w:r>
+          </w:p>
+        </w:tc>
+        <w:tc>
+          <w:tcPr>
+            <w:tcW w:type="dxa" w:w="1008"/>
+            <w:vAlign w:val="center"/>
+          </w:tcPr>
+          <w:p>
+            <w:pPr>
+              <w:keepNext/>
+              <w:spacing w:after="40" w:before="40" w:line="240" w:lineRule="auto"/>
+              <w:jc w:val="right"/>
+            </w:pPr>
+            <w:r>
+              <w:rPr>
+                <w:b w:val="0"/>
+                <w:sz w:val="19"/>
+              </w:rPr>
+              <w:t>0</w:t>
+            </w:r>
+          </w:p>
+        </w:tc>
+        <w:tc>
+          <w:tcPr>
+            <w:tcW w:type="dxa" w:w="1224"/>
+            <w:vAlign w:val="center"/>
+          </w:tcPr>
+          <w:p>
+            <w:pPr>
+              <w:keepNext/>
+              <w:spacing w:after="40" w:before="40" w:line="240" w:lineRule="auto"/>
+              <w:jc w:val="right"/>
+            </w:pPr>
+            <w:r>
+              <w:rPr>
+                <w:b w:val="0"/>
+                <w:sz w:val="19"/>
+              </w:rPr>
+              <w:t>0</w:t>
+            </w:r>
+          </w:p>
+        </w:tc>
+        <w:tc>
+          <w:tcPr>
+            <w:tcW w:type="dxa" w:w="3643"/>
+            <w:vAlign w:val="center"/>
+          </w:tcPr>
+          <w:p>
+            <w:pPr>
+              <w:keepNext/>
+              <w:spacing w:after="40" w:before="40" w:line="240" w:lineRule="auto"/>
+              <w:jc w:val="right"/>
+            </w:pPr>
+            <w:r>
+              <w:rPr>
+                <w:b w:val="0"/>
+                <w:sz w:val="19"/>
+              </w:rPr>
+              <w:t>—</w:t>
+            </w:r>
+          </w:p>
+        </w:tc>
+      </w:tr>
+      <w:tr>
+        <w:trPr>
+          <w:cantSplit/>
+        </w:trPr>
+        <w:tc>
+          <w:tcPr>
+            <w:tcW w:type="dxa" w:w="2376"/>
+            <w:vAlign w:val="center"/>
+          </w:tcPr>
+          <w:p>
+            <w:pPr>
+              <w:keepNext/>
+              <w:spacing w:after="40" w:before="40" w:line="240" w:lineRule="auto"/>
+              <w:jc w:val="right"/>
+            </w:pPr>
+            <w:r>
+              <w:rPr>
+                <w:b w:val="0"/>
+                <w:sz w:val="19"/>
+              </w:rPr>
+              <w:t>5%</w:t>
+            </w:r>
+          </w:p>
+        </w:tc>
+        <w:tc>
+          <w:tcPr>
+            <w:tcW w:type="dxa" w:w="1008"/>
+            <w:vAlign w:val="center"/>
+          </w:tcPr>
+          <w:p>
+            <w:pPr>
+              <w:keepNext/>
+              <w:spacing w:after="40" w:before="40" w:line="240" w:lineRule="auto"/>
+              <w:jc w:val="right"/>
+            </w:pPr>
+            <w:r>
+              <w:rPr>
+                <w:b w:val="0"/>
+                <w:sz w:val="19"/>
+              </w:rPr>
+              <w:t>1</w:t>
+            </w:r>
+          </w:p>
+        </w:tc>
+        <w:tc>
+          <w:tcPr>
+            <w:tcW w:type="dxa" w:w="1008"/>
+            <w:vAlign w:val="center"/>
+          </w:tcPr>
+          <w:p>
+            <w:pPr>
+              <w:keepNext/>
+              <w:spacing w:after="40" w:before="40" w:line="240" w:lineRule="auto"/>
+              <w:jc w:val="right"/>
+            </w:pPr>
+            <w:r>
+              <w:rPr>
+                <w:b w:val="0"/>
+                <w:sz w:val="19"/>
+              </w:rPr>
+              <w:t>24</w:t>
+            </w:r>
+          </w:p>
+        </w:tc>
+        <w:tc>
+          <w:tcPr>
+            <w:tcW w:type="dxa" w:w="1224"/>
+            <w:vAlign w:val="center"/>
+          </w:tcPr>
+          <w:p>
+            <w:pPr>
+              <w:keepNext/>
+              <w:spacing w:after="40" w:before="40" w:line="240" w:lineRule="auto"/>
+              <w:jc w:val="right"/>
+            </w:pPr>
+            <w:r>
+              <w:rPr>
+                <w:b w:val="0"/>
+                <w:sz w:val="19"/>
+              </w:rPr>
+              <w:t>25</w:t>
+            </w:r>
+          </w:p>
+        </w:tc>
+        <w:tc>
+          <w:tcPr>
+            <w:tcW w:type="dxa" w:w="3643"/>
+            <w:vAlign w:val="center"/>
+          </w:tcPr>
+          <w:p>
+            <w:pPr>
+              <w:keepNext/>
+              <w:spacing w:after="40" w:before="40" w:line="240" w:lineRule="auto"/>
+              <w:jc w:val="right"/>
+            </w:pPr>
+            <w:r>
+              <w:rPr>
+                <w:b w:val="0"/>
+                <w:sz w:val="19"/>
+              </w:rPr>
+              <w:t>24.00</w:t>
+            </w:r>
+          </w:p>
+        </w:tc>
+      </w:tr>
+      <w:tr>
+        <w:trPr>
+          <w:cantSplit/>
+        </w:trPr>
+        <w:tc>
+          <w:tcPr>
+            <w:tcW w:type="dxa" w:w="2376"/>
+            <w:vAlign w:val="center"/>
+          </w:tcPr>
+          <w:p>
+            <w:pPr>
+              <w:keepNext/>
+              <w:spacing w:after="40" w:before="40" w:line="240" w:lineRule="auto"/>
+              <w:jc w:val="right"/>
+            </w:pPr>
+            <w:r>
+              <w:rPr>
+                <w:b w:val="0"/>
+                <w:sz w:val="19"/>
+              </w:rPr>
+              <w:t>10%</w:t>
+            </w:r>
+          </w:p>
+        </w:tc>
+        <w:tc>
+          <w:tcPr>
+            <w:tcW w:type="dxa" w:w="1008"/>
+            <w:vAlign w:val="center"/>
+          </w:tcPr>
+          <w:p>
+            <w:pPr>
+              <w:keepNext/>
+              <w:spacing w:after="40" w:before="40" w:line="240" w:lineRule="auto"/>
+              <w:jc w:val="right"/>
+            </w:pPr>
+            <w:r>
+              <w:rPr>
+                <w:b w:val="0"/>
+                <w:sz w:val="19"/>
+              </w:rPr>
+              <w:t>1</w:t>
+            </w:r>
+          </w:p>
+        </w:tc>
+        <w:tc>
+          <w:tcPr>
+            <w:tcW w:type="dxa" w:w="1008"/>
+            <w:vAlign w:val="center"/>
+          </w:tcPr>
+          <w:p>
+            <w:pPr>
+              <w:keepNext/>
+              <w:spacing w:after="40" w:before="40" w:line="240" w:lineRule="auto"/>
+              <w:jc w:val="right"/>
+            </w:pPr>
+            <w:r>
+              <w:rPr>
+                <w:b w:val="0"/>
+                <w:sz w:val="19"/>
+              </w:rPr>
+              <w:t>27</w:t>
+            </w:r>
+          </w:p>
+        </w:tc>
+        <w:tc>
+          <w:tcPr>
+            <w:tcW w:type="dxa" w:w="1224"/>
+            <w:vAlign w:val="center"/>
+          </w:tcPr>
+          <w:p>
+            <w:pPr>
+              <w:keepNext/>
+              <w:spacing w:after="40" w:before="40" w:line="240" w:lineRule="auto"/>
+              <w:jc w:val="right"/>
+            </w:pPr>
+            <w:r>
+              <w:rPr>
+                <w:b w:val="0"/>
+                <w:sz w:val="19"/>
+              </w:rPr>
+              <w:t>28</w:t>
+            </w:r>
+          </w:p>
+        </w:tc>
+        <w:tc>
+          <w:tcPr>
+            <w:tcW w:type="dxa" w:w="3643"/>
+            <w:vAlign w:val="center"/>
+          </w:tcPr>
+          <w:p>
+            <w:pPr>
+              <w:keepNext/>
+              <w:spacing w:after="40" w:before="40" w:line="240" w:lineRule="auto"/>
+              <w:jc w:val="right"/>
+            </w:pPr>
+            <w:r>
+              <w:rPr>
+                <w:b w:val="0"/>
+                <w:sz w:val="19"/>
+              </w:rPr>
+              <w:t>27.00</w:t>
+            </w:r>
+          </w:p>
+        </w:tc>
+      </w:tr>
+      <w:tr>
+        <w:trPr>
+          <w:cantSplit/>
+        </w:trPr>
+        <w:tc>
+          <w:tcPr>
+            <w:tcW w:type="dxa" w:w="2376"/>
+            <w:vAlign w:val="center"/>
+          </w:tcPr>
+          <w:p>
+            <w:pPr>
+              <w:keepNext w:val="0"/>
+              <w:spacing w:after="40" w:before="40" w:line="240" w:lineRule="auto"/>
+              <w:jc w:val="right"/>
+            </w:pPr>
+            <w:r>
+              <w:rPr>
+                <w:b w:val="0"/>
+                <w:sz w:val="19"/>
+              </w:rPr>
+              <w:t>20%</w:t>
+            </w:r>
+          </w:p>
+        </w:tc>
+        <w:tc>
+          <w:tcPr>
+            <w:tcW w:type="dxa" w:w="1008"/>
+            <w:vAlign w:val="center"/>
+          </w:tcPr>
+          <w:p>
+            <w:pPr>
+              <w:keepNext w:val="0"/>
+              <w:spacing w:after="40" w:before="40" w:line="240" w:lineRule="auto"/>
+              <w:jc w:val="right"/>
+            </w:pPr>
+            <w:r>
+              <w:rPr>
+                <w:b w:val="0"/>
+                <w:sz w:val="19"/>
+              </w:rPr>
+              <w:t>2</w:t>
+            </w:r>
+          </w:p>
+        </w:tc>
+        <w:tc>
+          <w:tcPr>
+            <w:tcW w:type="dxa" w:w="1008"/>
+            <w:vAlign w:val="center"/>
+          </w:tcPr>
+          <w:p>
+            <w:pPr>
+              <w:keepNext w:val="0"/>
+              <w:spacing w:after="40" w:before="40" w:line="240" w:lineRule="auto"/>
+              <w:jc w:val="right"/>
+            </w:pPr>
+            <w:r>
+              <w:rPr>
+                <w:b w:val="0"/>
+                <w:sz w:val="19"/>
+              </w:rPr>
+              <w:t>32</w:t>
+            </w:r>
+          </w:p>
+        </w:tc>
+        <w:tc>
+          <w:tcPr>
+            <w:tcW w:type="dxa" w:w="1224"/>
+            <w:vAlign w:val="center"/>
+          </w:tcPr>
+          <w:p>
+            <w:pPr>
+              <w:keepNext w:val="0"/>
+              <w:spacing w:after="40" w:before="40" w:line="240" w:lineRule="auto"/>
+              <w:jc w:val="right"/>
+            </w:pPr>
+            <w:r>
+              <w:rPr>
+                <w:b w:val="0"/>
+                <w:sz w:val="19"/>
+              </w:rPr>
+              <w:t>34</w:t>
+            </w:r>
+          </w:p>
+        </w:tc>
+        <w:tc>
+          <w:tcPr>
+            <w:tcW w:type="dxa" w:w="3643"/>
+            <w:vAlign w:val="center"/>
+          </w:tcPr>
+          <w:p>
+            <w:pPr>
+              <w:keepNext w:val="0"/>
+              <w:spacing w:after="40" w:before="40" w:line="240" w:lineRule="auto"/>
+              <w:jc w:val="right"/>
+            </w:pPr>
+            <w:r>
+              <w:rPr>
+                <w:b w:val="0"/>
+                <w:sz w:val="19"/>
+              </w:rPr>
+              <w:t>16.00</w:t>
+            </w:r>
+          </w:p>
+        </w:tc>
+      </w:tr>
+    </w:tbl>
+    <w:p>
+      <w:pPr>
+        <w:jc w:val="both"/>
+      </w:pPr>
+      <w:r>
+        <w:t>The dash denotes a no-alarm-equivalent rule, not a missing calculation. Other equality costs are FP/TP for unchanged pooled alerts; a larger evaluation cost gives negative relative loss on this cohort. Selection still used rselect=10. Per-phase and other-model boundaries remain in frozen_policy_cost_boundaries.csv.</w:t>
       </w:r>
     </w:p>
     <w:p>
@@ -21190,6 +22136,30 @@
       </w:pPr>
       <w:r>
         <w:t>[11] Anikiev D, Birnie C, Waheed Ub, Alkhalifah T, Gu C, Verschuur DJ, Eisner L. Machine learning in microseismic monitoring. Earth-Science Reviews; 2023;239:104371. doi:10.1016/j.earscirev.2023.104371.</w:t>
+      </w:r>
+    </w:p>
+    <w:p>
+      <w:pPr>
+        <w:jc w:val="both"/>
+      </w:pPr>
+      <w:r>
+        <w:t>[12] Hernández-Orallo J, Flach P, Ferri C. A Unified View of Performance Metrics: Translating Threshold Choice into Expected Classification Loss. Journal of Machine Learning Research; 2012;13:2813–2869. https://jmlr.org/papers/v13/hernandez-orallo12a.html.</w:t>
+      </w:r>
+    </w:p>
+    <w:p>
+      <w:pPr>
+        <w:jc w:val="both"/>
+      </w:pPr>
+      <w:r>
+        <w:t>[13] Spahic R, Hepsø V, Lundteigen MA. A Novel Warning Identification Framework for Risk-Informed Anomaly Detection. Journal of Intelligent &amp; Robotic Systems; 2023;108:17. doi:10.1007/s10846-023-01887-2.</w:t>
+      </w:r>
+    </w:p>
+    <w:p>
+      <w:pPr>
+        <w:jc w:val="both"/>
+      </w:pPr>
+      <w:r>
+        <w:t>[14] Saito T, Rehmsmeier M. The Precision-Recall Plot Is More Informative than the ROC Plot When Evaluating Binary Classifiers on Imbalanced Datasets. PLOS ONE; 2015;10(3):e0118432. doi:10.1371/journal.pone.0118432.</w:t>
       </w:r>
     </w:p>
     <w:sectPr>

--- a/reports/phase2/phase2_threshold_transfer_report.docx
+++ b/reports/phase2/phase2_threshold_transfer_report.docx
@@ -66,7 +66,7 @@
         <w:jc w:val="both"/>
       </w:pPr>
       <w:r>
-        <w:t>Mining cold-start research examines limited local history at new sites [10], while microseismic reviews distinguish waveform tasks from forecasting [11]. Threshold-choice theory connects scores, rules and operating conditions [12]. Risk-informed warning identification compares anomalies with three hazard assessments [13]; our outcome remains the subsequent hazardous-shift label. Cost-sensitive loss [5] and historical budgets connect selection audits to later loss, coverage, workload and refitting.</w:t>
+        <w:t>Mining cold-start research examines limited local history at new sites [9], while microseismic reviews distinguish waveform tasks from forecasting [10]. Threshold-choice theory connects scores, rules and operating conditions [11]. Risk-informed warning identification compares anomalies with three hazard assessments [12]; our outcome remains the subsequent hazardous-shift label. Cost-sensitive loss [5] and historical budgets connect selection audits to later loss, coverage, workload and refitting.</w:t>
       </w:r>
     </w:p>
     <w:p>
@@ -1396,7 +1396,7 @@
         <w:jc w:val="both"/>
       </w:pPr>
       <w:r>
-        <w:t>A uses a reference alert-rate constraint to choose a numerical cutoff, then applies that fixed cutoff to later scores. It does not maintain a prescribed test alert rate. B and C are empirical reference-loss choices, with C restricting the candidate set. Their historical optima are not test-optimal rules. This selection/application distinction connects the workflows to threshold-choice theory [12].</w:t>
+        <w:t>A uses a reference alert-rate constraint to choose a numerical cutoff, then applies that fixed cutoff to later scores. It does not maintain a prescribed test alert rate. B and C are empirical reference-loss choices, with C restricting the candidate set. Their historical optima are not test-optimal rules. This selection/application distinction connects the workflows to threshold-choice theory [11].</w:t>
       </w:r>
     </w:p>
     <w:p>
@@ -11981,7 +11981,7 @@
         <w:jc w:val="both"/>
       </w:pPr>
       <w:r>
-        <w:t>Expected precision is π TPR / [π TPR + (1 − π)FPR], with TPR = 1 − FNR. It is undefined when expected alert mass is zero; the descriptive scenario output leaves that field empty. This differs from the zero convention used for observed zero-alert precision. Precision depends on prevalence even at fixed class-conditional rates [14], so Table A5 pairs it with workload and relative loss for each budget rather than interpreting a PR change as a model change.</w:t>
+        <w:t>Expected precision is π TPR / [π TPR + (1 − π)FPR], with TPR = 1 − FNR. It is undefined when expected alert mass is zero; the descriptive scenario output leaves that field empty. This differs from the zero convention used for observed zero-alert precision. Precision depends on prevalence even at fixed class-conditional rates [13], so Table A5 pairs it with workload and relative loss for each budget rather than interpreting a PR change as a model change.</w:t>
       </w:r>
     </w:p>
     <w:p>
@@ -13398,7 +13398,7 @@
         <w:jc w:val="both"/>
       </w:pPr>
       <w:r>
-        <w:t>Historical selection, later capacity and model updating require separate evidence. Cross-longwall transfer [7] and new-site cold start [10] concern identified locations; our cutoff comparisons concern later record blocks. Structured validation distinguishes interpolation from extrapolation [8]. Costs and capacity remain hypothetical. Further evidence should cover complete fitting/selection uncertainty and a preregistered rule on an independent, timestamped working face with recorded inspection outcomes.</w:t>
+        <w:t>Historical selection, later capacity and model updating require separate evidence. Cross-longwall transfer [7] and new-site cold start [9] concern identified locations; our cutoff comparisons concern later record blocks. Structured validation distinguishes interpolation from extrapolation [8]. Costs and capacity remain hypothetical. Further evidence should cover complete fitting/selection uncertainty and a preregistered rule on an independent, timestamped working face with recorded inspection outcomes.</w:t>
       </w:r>
     </w:p>
     <w:p>
@@ -22030,7 +22030,15 @@
         <w:jc w:val="both"/>
       </w:pPr>
       <w:r>
-        <w:t>Manifests and checks establish provenance for generated tables and figures. Code, commands and complete evidence: https://github.com/junjie-yang11/seismic-bump-forecasting. Reference metadata were cross-checked with the citation-management tools in Scientific Agent Skills [9].</w:t>
+        <w:t>Manifests and checks establish provenance for generated tables and figures. Code, commands and complete evidence: https://github.com/junjie-yang11/seismic-bump-forecasting.</w:t>
+      </w:r>
+    </w:p>
+    <w:p>
+      <w:pPr>
+        <w:pStyle w:val="Heading1"/>
+      </w:pPr>
+      <w:r>
+        <w:t>Acknowledgements and AI assistance</w:t>
       </w:r>
     </w:p>
     <w:p>
@@ -22038,7 +22046,7 @@
         <w:jc w:val="both"/>
       </w:pPr>
       <w:r>
-        <w:t>The author directed scope, protocol refinement and review priorities. ChatGPT and Codex substantially assisted implementation, execution, verification and writing. CONTRIBUTIONS.md in the repository separates author review from computational checks and links project decisions to evidence.</w:t>
+        <w:t>The author directed scope, protocol refinement and review priorities. ChatGPT and Codex substantially assisted implementation, execution, computational verification, reference-metadata checks and writing. CONTRIBUTIONS.md in the repository separates author review from computational checks and links project decisions to evidence.</w:t>
       </w:r>
     </w:p>
     <w:p>
@@ -22119,7 +22127,7 @@
         <w:jc w:val="both"/>
       </w:pPr>
       <w:r>
-        <w:t>[9] Kassis T, Agarwal V, He Y, Patel D, Brueckner AM. Scientific Agent Skills: A Library of Procedural Knowledge for Research Agents. arXiv; 2026. doi:10.48550/arXiv.2609.00065. https://arxiv.org/abs/2609.00065.</w:t>
+        <w:t>[9] Janusz A, Grzegorowski M, Michalak M, Wrobel L, Sikora M, Slezak D. Predicting seismic events in coal mines based on underground sensor measurements. Engineering Applications of Artificial Intelligence; 2017;64:83–94. doi:10.1016/j.engappai.2017.06.002.</w:t>
       </w:r>
     </w:p>
     <w:p>
@@ -22127,7 +22135,7 @@
         <w:jc w:val="both"/>
       </w:pPr>
       <w:r>
-        <w:t>[10] Janusz A, Grzegorowski M, Michalak M, Wrobel L, Sikora M, Slezak D. Predicting seismic events in coal mines based on underground sensor measurements. Engineering Applications of Artificial Intelligence; 2017;64:83–94. doi:10.1016/j.engappai.2017.06.002.</w:t>
+        <w:t>[10] Anikiev D, Birnie C, Waheed Ub, Alkhalifah T, Gu C, Verschuur DJ, Eisner L. Machine learning in microseismic monitoring. Earth-Science Reviews; 2023;239:104371. doi:10.1016/j.earscirev.2023.104371.</w:t>
       </w:r>
     </w:p>
     <w:p>
@@ -22135,7 +22143,7 @@
         <w:jc w:val="both"/>
       </w:pPr>
       <w:r>
-        <w:t>[11] Anikiev D, Birnie C, Waheed Ub, Alkhalifah T, Gu C, Verschuur DJ, Eisner L. Machine learning in microseismic monitoring. Earth-Science Reviews; 2023;239:104371. doi:10.1016/j.earscirev.2023.104371.</w:t>
+        <w:t>[11] Hernández-Orallo J, Flach P, Ferri C. A Unified View of Performance Metrics: Translating Threshold Choice into Expected Classification Loss. Journal of Machine Learning Research; 2012;13:2813–2869. https://jmlr.org/papers/v13/hernandez-orallo12a.html.</w:t>
       </w:r>
     </w:p>
     <w:p>
@@ -22143,7 +22151,7 @@
         <w:jc w:val="both"/>
       </w:pPr>
       <w:r>
-        <w:t>[12] Hernández-Orallo J, Flach P, Ferri C. A Unified View of Performance Metrics: Translating Threshold Choice into Expected Classification Loss. Journal of Machine Learning Research; 2012;13:2813–2869. https://jmlr.org/papers/v13/hernandez-orallo12a.html.</w:t>
+        <w:t>[12] Spahic R, Hepsø V, Lundteigen MA. A Novel Warning Identification Framework for Risk-Informed Anomaly Detection. Journal of Intelligent &amp; Robotic Systems; 2023;108:17. doi:10.1007/s10846-023-01887-2.</w:t>
       </w:r>
     </w:p>
     <w:p>
@@ -22151,15 +22159,7 @@
         <w:jc w:val="both"/>
       </w:pPr>
       <w:r>
-        <w:t>[13] Spahic R, Hepsø V, Lundteigen MA. A Novel Warning Identification Framework for Risk-Informed Anomaly Detection. Journal of Intelligent &amp; Robotic Systems; 2023;108:17. doi:10.1007/s10846-023-01887-2.</w:t>
-      </w:r>
-    </w:p>
-    <w:p>
-      <w:pPr>
-        <w:jc w:val="both"/>
-      </w:pPr>
-      <w:r>
-        <w:t>[14] Saito T, Rehmsmeier M. The Precision-Recall Plot Is More Informative than the ROC Plot When Evaluating Binary Classifiers on Imbalanced Datasets. PLOS ONE; 2015;10(3):e0118432. doi:10.1371/journal.pone.0118432.</w:t>
+        <w:t>[13] Saito T, Rehmsmeier M. The Precision-Recall Plot Is More Informative than the ROC Plot When Evaluating Binary Classifiers on Imbalanced Datasets. PLOS ONE; 2015;10(3):e0118432. doi:10.1371/journal.pone.0118432.</w:t>
       </w:r>
     </w:p>
     <w:sectPr>
